--- a/Models/Valeurs pour Génération templates Word.docx
+++ b/Models/Valeurs pour Génération templates Word.docx
@@ -4,99 +4,99 @@
   <w:body>
     <w:p>
       <w:r>
-        <w:t>DEN_STE -&gt; DENOMINATION_SOCIALE</w:t>
-      </w:r>
-    </w:p>
-    <w:p>
-      <w:r>
-        <w:t>FORME_JUR -&gt; FORME_JURIDIQUE</w:t>
-      </w:r>
-    </w:p>
-    <w:p>
-      <w:r>
-        <w:t>ICE -&gt; NUMERO_ICE</w:t>
-      </w:r>
-    </w:p>
-    <w:p>
-      <w:r>
-        <w:t>DATE_ICE -&gt; DATE_IMMATRICULATION_ICE</w:t>
-      </w:r>
-    </w:p>
-    <w:p>
-      <w:r>
-        <w:t>CAPITAL -&gt; CAPITAL_SOCIAL</w:t>
-      </w:r>
-    </w:p>
-    <w:p>
-      <w:r>
-        <w:t>PART_SOCIAL -&gt; NOMBRE_PARTS_SOCIALES</w:t>
-      </w:r>
-    </w:p>
-    <w:p>
-      <w:r>
-        <w:t>STE_ADRESS -&gt; ADRESSE_SIEGE_SOCIAL</w:t>
-      </w:r>
-    </w:p>
-    <w:p>
-      <w:r>
-        <w:t>TRIBUNAL -&gt; TRIBUNAL_COMPETENT</w:t>
+        <w:t>DENOMINATION_SOCIALE -&gt; DENOMINATION_SOCIALE</w:t>
+      </w:r>
+    </w:p>
+    <w:p>
+      <w:r>
+        <w:t>FORME_JURIDIQUE -&gt; FORME_JURIDIQUE</w:t>
+      </w:r>
+    </w:p>
+    <w:p>
+      <w:r>
+        <w:t>NUMERO_ICE -&gt; NUMERO_ICE</w:t>
+      </w:r>
+    </w:p>
+    <w:p>
+      <w:r>
+        <w:t>DATE_IMMATRICULATION_ICE -&gt; DATE_IMMATRICULATION_ICE</w:t>
+      </w:r>
+    </w:p>
+    <w:p>
+      <w:r>
+        <w:t>CAPITAL_SOCIAL -&gt; CAPITAL_SOCIAL</w:t>
+      </w:r>
+    </w:p>
+    <w:p>
+      <w:r>
+        <w:t>NOMBRE_PARTS_SOCIALES -&gt; NOMBRE_PARTS_SOCIALES</w:t>
+      </w:r>
+    </w:p>
+    <w:p>
+      <w:r>
+        <w:t>ADRESSE_SIEGE_SOCIAL -&gt; ADRESSE_SIEGE_SOCIAL</w:t>
+      </w:r>
+    </w:p>
+    <w:p>
+      <w:r>
+        <w:t>TRIBUNAL_COMPETENT -&gt; TRIBUNAL_COMPETENT</w:t>
       </w:r>
     </w:p>
     <w:p/>
     <w:p>
       <w:r>
-        <w:t>CIVIL -&gt; CIVILITE_ASSOCIE</w:t>
-      </w:r>
-    </w:p>
-    <w:p>
-      <w:r>
-        <w:t>PRENOM -&gt; PRENOM_ASSOCIE</w:t>
-      </w:r>
-    </w:p>
-    <w:p>
-      <w:r>
-        <w:t>NOM -&gt; NOM_ASSOCIE</w:t>
-      </w:r>
-    </w:p>
-    <w:p>
-      <w:r>
-        <w:t>NATIONALITY -&gt; NATIONALITE_ASSOCIE</w:t>
-      </w:r>
-    </w:p>
-    <w:p>
-      <w:r>
-        <w:t>CIN_NUM -&gt; NUMERO_CIN_ASSOCIE</w:t>
-      </w:r>
-    </w:p>
-    <w:p>
-      <w:r>
-        <w:t>CIN_VALIDATY -&gt; DATE_VALIDITE_CIN_ASSOCIE</w:t>
-      </w:r>
-    </w:p>
-    <w:p>
-      <w:r>
-        <w:t>DATE_NAISS -&gt; DATE_NAISSANCE_ASSOCIE</w:t>
-      </w:r>
-    </w:p>
-    <w:p>
-      <w:r>
-        <w:t>LIEU_NAISS -&gt; LIEU_NAISSANCE_ASSOCIE</w:t>
-      </w:r>
-    </w:p>
-    <w:p>
-      <w:r>
-        <w:t>ADRESSE -&gt; ADRESSE_ASSOCIE</w:t>
-      </w:r>
-    </w:p>
-    <w:p>
-      <w:r>
-        <w:t>PHONE -&gt; TELEPHONE_ASSOCIE</w:t>
+        <w:t>CIVILITE_ASSOCIE -&gt; CIVILITE_ASSOCIE</w:t>
+      </w:r>
+    </w:p>
+    <w:p>
+      <w:r>
+        <w:t>PRENOM_ASSOCIE -&gt; PRENOM_ASSOCIE</w:t>
+      </w:r>
+    </w:p>
+    <w:p>
+      <w:r>
+        <w:t>NOM_ASSOCIE -&gt; NOM_ASSOCIE</w:t>
+      </w:r>
+    </w:p>
+    <w:p>
+      <w:r>
+        <w:t>NATIONALITE_ASSOCIE -&gt; NATIONALITE_ASSOCIE</w:t>
+      </w:r>
+    </w:p>
+    <w:p>
+      <w:r>
+        <w:t>NUMERO_CIN_ASSOCIE -&gt; NUMERO_CIN_ASSOCIE</w:t>
+      </w:r>
+    </w:p>
+    <w:p>
+      <w:r>
+        <w:t>DATE_VALIDITE_CIN_ASSOCIE -&gt; DATE_VALIDITE_CIN_ASSOCIE</w:t>
+      </w:r>
+    </w:p>
+    <w:p>
+      <w:r>
+        <w:t>DATE_NAISSANCE_ASSOCIE -&gt; DATE_NAISSANCE_ASSOCIE</w:t>
+      </w:r>
+    </w:p>
+    <w:p>
+      <w:r>
+        <w:t>LIEU_NAISSANCE_ASSOCIE -&gt; LIEU_NAISSANCE_ASSOCIE</w:t>
+      </w:r>
+    </w:p>
+    <w:p>
+      <w:r>
+        <w:t>ADRESSE_ASSOCIE -&gt; ADRESSE_ASSOCIE</w:t>
+      </w:r>
+    </w:p>
+    <w:p>
+      <w:r>
+        <w:t>TELEPHONE_ASSOCIE -&gt; TELEPHONE_ASSOCIE</w:t>
       </w:r>
     </w:p>
     <w:p>
       <w:proofErr w:type="gramStart"/>
       <w:r>
-        <w:t>EMAIL</w:t>
+        <w:t>EMAIL_ASSOCIE</w:t>
       </w:r>
       <w:proofErr w:type="gramEnd"/>
       <w:r>
@@ -104,7 +104,7 @@
       </w:r>
       <w:proofErr w:type="gramStart"/>
       <w:r>
-        <w:t>EMAIL</w:t>
+        <w:t>EMAIL_ASSOCIE</w:t>
       </w:r>
       <w:proofErr w:type="gramEnd"/>
       <w:r>
@@ -113,38 +113,38 @@
     </w:p>
     <w:p>
       <w:r>
-        <w:t>PARTS -&gt; NOMBRE_PARTS_ASSOCIE</w:t>
-      </w:r>
-    </w:p>
-    <w:p>
-      <w:r>
-        <w:t>CAPITAL_DETENU -&gt; CAPITAL_DETENU_ASSOCIE</w:t>
-      </w:r>
-    </w:p>
-    <w:p>
-      <w:r>
-        <w:t>IS_GERANT -&gt; EST_GERANT</w:t>
-      </w:r>
-    </w:p>
-    <w:p>
-      <w:r>
-        <w:t>QUALITY -&gt; QUALITE_ASSOCIE</w:t>
+        <w:t>NOMBRE_PARTS_ASSOCIE -&gt; NOMBRE_PARTS_ASSOCIE</w:t>
+      </w:r>
+    </w:p>
+    <w:p>
+      <w:r>
+        <w:t>CAPITAL_DETENU_ASSOCIE -&gt; CAPITAL_DETENU_ASSOCIE</w:t>
+      </w:r>
+    </w:p>
+    <w:p>
+      <w:r>
+        <w:t>EST_GERANT -&gt; EST_GERANT</w:t>
+      </w:r>
+    </w:p>
+    <w:p>
+      <w:r>
+        <w:t>QUALITE_ASSOCIE -&gt; QUALITE_ASSOCIE</w:t>
       </w:r>
     </w:p>
     <w:p/>
     <w:p>
       <w:r>
-        <w:t>GERANT_ADRESS -&gt; ADRESSE_GERANT</w:t>
-      </w:r>
-    </w:p>
-    <w:p>
-      <w:r>
-        <w:t>GERANT_QUALITY -&gt; QUALITE_GERANT</w:t>
-      </w:r>
-    </w:p>
-    <w:p>
-      <w:r>
-        <w:t>GERANT_NOM -&gt; NOM_GERANT</w:t>
+        <w:t>ADRESSE_GERANT -&gt; ADRESSE_GERANT</w:t>
+      </w:r>
+    </w:p>
+    <w:p>
+      <w:r>
+        <w:t>QUALITE_GERANT -&gt; QUALITE_GERANT</w:t>
+      </w:r>
+    </w:p>
+    <w:p>
+      <w:r>
+        <w:t>NOM_GERANT -&gt; NOM_GERANT</w:t>
       </w:r>
     </w:p>
     <w:p>
@@ -157,7 +157,7 @@
         <w:rPr>
           <w:lang w:val="en-US"/>
         </w:rPr>
-        <w:t>GERANT_PRENOM -&gt; PRENOM_GERANT</w:t>
+        <w:t>PRENOM_GERANT -&gt; PRENOM_GERANT</w:t>
       </w:r>
     </w:p>
     <w:p>
@@ -171,7 +171,7 @@
           <w:lang w:val="en-US"/>
         </w:rPr>
         <w:lastRenderedPageBreak/>
-        <w:t>GERANT_PHONE -&gt; TELEPHONE_GERANT</w:t>
+        <w:t>TELEPHONE_GERANT -&gt; TELEPHONE_GERANT</w:t>
       </w:r>
     </w:p>
     <w:p>
@@ -184,7 +184,7 @@
         <w:rPr>
           <w:lang w:val="en-US"/>
         </w:rPr>
-        <w:t>GERANT_EMAIL -&gt; EMAIL_GERANT</w:t>
+        <w:t>EMAIL_GERANT -&gt; EMAIL_GERANT</w:t>
       </w:r>
     </w:p>
     <w:p>
@@ -197,7 +197,7 @@
         <w:rPr>
           <w:lang w:val="en-US"/>
         </w:rPr>
-        <w:t>GERANT_CIN -&gt; NUMERO_CIN_GERANT</w:t>
+        <w:t>NUMERO_CIN_GERANT -&gt; NUMERO_CIN_GERANT</w:t>
       </w:r>
     </w:p>
     <w:p>
@@ -214,38 +214,38 @@
     </w:p>
     <w:p>
       <w:r>
-        <w:t>PERIOD_DOMCIL -&gt; DUREE_CONTRAT_MOIS</w:t>
-      </w:r>
-    </w:p>
-    <w:p>
-      <w:r>
-        <w:t>PRIX_CONTRAT -&gt; LOYER_MENSUEL_TTC</w:t>
-      </w:r>
-    </w:p>
-    <w:p>
-      <w:r>
-        <w:t>PRIX_INTERMEDIARE_CONTRAT -&gt; FRAIS_INTERMEDIAIRE_CONTRAT</w:t>
-      </w:r>
-    </w:p>
-    <w:p>
-      <w:r>
-        <w:t>DOM_DATEDEB -&gt; DATE_DEBUT_CONTRAT</w:t>
-      </w:r>
-    </w:p>
-    <w:p>
-      <w:r>
-        <w:t>DOM_DATEFIN -&gt; DATE_FIN_CONTRAT</w:t>
+        <w:t>DUREE_CONTRAT_MOIS -&gt; DUREE_CONTRAT_MOIS</w:t>
+      </w:r>
+    </w:p>
+    <w:p>
+      <w:r>
+        <w:t>LOYER_MENSUEL_TTC -&gt; LOYER_MENSUEL_TTC</w:t>
+      </w:r>
+    </w:p>
+    <w:p>
+      <w:r>
+        <w:t>FRAIS_INTERMEDIAIRE_CONTRAT -&gt; FRAIS_INTERMEDIAIRE_CONTRAT</w:t>
+      </w:r>
+    </w:p>
+    <w:p>
+      <w:r>
+        <w:t>DATE_DEBUT_CONTRAT -&gt; DATE_DEBUT_CONTRAT</w:t>
+      </w:r>
+    </w:p>
+    <w:p>
+      <w:r>
+        <w:t>DATE_FIN_CONTRAT -&gt; DATE_FIN_CONTRAT</w:t>
       </w:r>
     </w:p>
     <w:p/>
     <w:p>
       <w:r>
-        <w:t>PACK_DEMARRAGE_MONTANT_TTC -&gt; MONTANT_PACK_DEMARRAGE_TTC</w:t>
-      </w:r>
-    </w:p>
-    <w:p>
-      <w:r>
-        <w:t>PACK_DEMARRAGE_LOYER_MENSUEL_TTC -&gt; LOYER_MENSUEL_PACK_DEMARRAGE_TTC</w:t>
+        <w:t>MONTANT_PACK_DEMARRAGE_TTC -&gt; MONTANT_PACK_DEMARRAGE_TTC</w:t>
+      </w:r>
+    </w:p>
+    <w:p>
+      <w:r>
+        <w:t>LOYER_MENSUEL_PACK_DEMARRAGE_TTC -&gt; LOYER_MENSUEL_PACK_DEMARRAGE_TTC</w:t>
       </w:r>
     </w:p>
     <w:p>
@@ -255,28 +255,28 @@
     </w:p>
     <w:p>
       <w:r>
-        <w:t>LOYER_RENOUVELLEMENT_MENSUEL_TTC -&gt; LOYER_MENSUEL_RENOUVELLEMENT_TTC</w:t>
-      </w:r>
-    </w:p>
-    <w:p>
-      <w:r>
-        <w:t>LOYER_RENOUVELLEMENT_ANNUEL_TTC -&gt; LOYER_ANNUEL_RENOUVELLEMENT_TTC</w:t>
+        <w:t>LOYER_MENSUEL_RENOUVELLEMENT_TTC -&gt; LOYER_MENSUEL_RENOUVELLEMENT_TTC</w:t>
+      </w:r>
+    </w:p>
+    <w:p>
+      <w:r>
+        <w:t>LOYER_ANNUEL_RENOUVELLEMENT_TTC -&gt; LOYER_ANNUEL_RENOUVELLEMENT_TTC</w:t>
       </w:r>
     </w:p>
     <w:p/>
     <w:p>
       <w:r>
-        <w:t>TVA -&gt; TAUX_TVA_POURCENT</w:t>
-      </w:r>
-    </w:p>
-    <w:p>
-      <w:r>
-        <w:t>DH_HT -&gt; LOYER_MENSUEL_HT</w:t>
-      </w:r>
-    </w:p>
-    <w:p>
-      <w:r>
-        <w:t>MONTANT_HT -&gt; MONTANT_TOTAL_HT_CONTRAT</w:t>
+        <w:t>TAUX_TVA_POURCENT -&gt; TAUX_TVA_POURCENT</w:t>
+      </w:r>
+    </w:p>
+    <w:p>
+      <w:r>
+        <w:t>LOYER_MENSUEL_HT -&gt; LOYER_MENSUEL_HT</w:t>
+      </w:r>
+    </w:p>
+    <w:p>
+      <w:r>
+        <w:t>MONTANT_TOTAL_HT_CONTRAT -&gt; MONTANT_TOTAL_HT_CONTRAT</w:t>
       </w:r>
     </w:p>
     <w:sectPr>

--- a/Models/Valeurs pour Génération templates Word.docx
+++ b/Models/Valeurs pour Génération templates Word.docx
@@ -134,17 +134,17 @@
     <w:p/>
     <w:p>
       <w:r>
-        <w:t>ADRESSE_GERANT -&gt; ADRESSE_GERANT</w:t>
-      </w:r>
-    </w:p>
-    <w:p>
-      <w:r>
-        <w:t>QUALITE_GERANT -&gt; QUALITE_GERANT</w:t>
-      </w:r>
-    </w:p>
-    <w:p>
-      <w:r>
-        <w:t>NOM_GERANT -&gt; NOM_GERANT</w:t>
+        <w:t>ADRESSE_ASSOCIE -&gt; ADRESSE_ASSOCIE</w:t>
+      </w:r>
+    </w:p>
+    <w:p>
+      <w:r>
+        <w:t>QUALITE_ASSOCIE -&gt; QUALITE_ASSOCIE</w:t>
+      </w:r>
+    </w:p>
+    <w:p>
+      <w:r>
+        <w:t>NOM_ASSOCIE -&gt; NOM_ASSOCIE</w:t>
       </w:r>
     </w:p>
     <w:p>
@@ -157,7 +157,7 @@
         <w:rPr>
           <w:lang w:val="en-US"/>
         </w:rPr>
-        <w:t>PRENOM_GERANT -&gt; PRENOM_GERANT</w:t>
+        <w:t>PRENOM_ASSOCIE -&gt; PRENOM_ASSOCIE</w:t>
       </w:r>
     </w:p>
     <w:p>
@@ -171,7 +171,7 @@
           <w:lang w:val="en-US"/>
         </w:rPr>
         <w:lastRenderedPageBreak/>
-        <w:t>TELEPHONE_GERANT -&gt; TELEPHONE_GERANT</w:t>
+        <w:t>TELEPHONE_ASSOCIE -&gt; TELEPHONE_ASSOCIE</w:t>
       </w:r>
     </w:p>
     <w:p>
@@ -184,7 +184,7 @@
         <w:rPr>
           <w:lang w:val="en-US"/>
         </w:rPr>
-        <w:t>EMAIL_GERANT -&gt; EMAIL_GERANT</w:t>
+        <w:t>EMAIL_ASSOCIE -&gt; EMAIL_ASSOCIE</w:t>
       </w:r>
     </w:p>
     <w:p>
@@ -197,7 +197,7 @@
         <w:rPr>
           <w:lang w:val="en-US"/>
         </w:rPr>
-        <w:t>NUMERO_CIN_GERANT -&gt; NUMERO_CIN_GERANT</w:t>
+        <w:t>NUMERO_CIN_ASSOCIE -&gt; NUMERO_CIN_ASSOCIE</w:t>
       </w:r>
     </w:p>
     <w:p>
